--- a/docs/Run_This_Once_Classroom_Installer.docx
+++ b/docs/Run_This_Once_Classroom_Installer.docx
@@ -233,7 +233,7 @@
           <w:sz w:val="36"/>
           <w:szCs w:val="36"/>
         </w:rPr>
-        <w:t xml:space="preserve">Step 1 — Drag your docs into Google Drive</w:t>
+        <w:t xml:space="preserve">Step 1, Drag your docs into Google Drive</w:t>
       </w:r>
     </w:p>
     <w:p>
@@ -718,7 +718,7 @@
                 <w:sz w:val="21"/>
                 <w:szCs w:val="21"/>
               </w:rPr>
-              <w:t xml:space="preserve">Open the Downloads section of the live website on your computer and click each download button. Save them all into one folder, then drag the folder onto drive.google.com — done in 3 minutes.</w:t>
+              <w:t xml:space="preserve">Open the Downloads section of the live website on your computer and click each download button. Save them all into one folder, then drag the folder onto drive.google.com, done in 3 minutes.</w:t>
             </w:r>
           </w:p>
           <w:p>
@@ -755,7 +755,7 @@
           <w:sz w:val="36"/>
           <w:szCs w:val="36"/>
         </w:rPr>
-        <w:t xml:space="preserve">Step 2 — Open Apps Script</w:t>
+        <w:t xml:space="preserve">Step 2, Open Apps Script</w:t>
       </w:r>
     </w:p>
     <w:p>
@@ -833,7 +833,7 @@
           <w:sz w:val="22"/>
           <w:szCs w:val="22"/>
         </w:rPr>
-        <w:t xml:space="preserve">You'll see an editor with a file called "Code.gs" and a starter function. Delete everything in that file — select all (Cmd+A), then Delete.</w:t>
+        <w:t xml:space="preserve">You'll see an editor with a file called "Code.gs" and a starter function. Delete everything in that file, select all (Cmd+A), then Delete.</w:t>
       </w:r>
     </w:p>
     <w:p>
@@ -957,7 +957,7 @@
           <w:sz w:val="36"/>
           <w:szCs w:val="36"/>
         </w:rPr>
-        <w:t xml:space="preserve">Step 3 — Add the Classroom service</w:t>
+        <w:t xml:space="preserve">Step 3, Add the Classroom service</w:t>
       </w:r>
     </w:p>
     <w:p>
@@ -1142,7 +1142,7 @@
                 <w:sz w:val="21"/>
                 <w:szCs w:val="21"/>
               </w:rPr>
-              <w:t xml:space="preserve">You may need to enable the Classroom API in Google Cloud first — Apps Script will show a yellow warning with a link if so. Click the link, click "Enable," wait 30 seconds, then come back to Apps Script and try Add again.</w:t>
+              <w:t xml:space="preserve">You may need to enable the Classroom API in Google Cloud first, Apps Script will show a yellow warning with a link if so. Click the link, click "Enable," wait 30 seconds, then come back to Apps Script and try Add again.</w:t>
             </w:r>
           </w:p>
         </w:tc>
@@ -1165,7 +1165,7 @@
           <w:sz w:val="36"/>
           <w:szCs w:val="36"/>
         </w:rPr>
-        <w:t xml:space="preserve">Step 4 — Run the script</w:t>
+        <w:t xml:space="preserve">Step 4, Run the script</w:t>
       </w:r>
     </w:p>
     <w:p>
@@ -1321,7 +1321,7 @@
           <w:sz w:val="22"/>
           <w:szCs w:val="22"/>
         </w:rPr>
-        <w:t xml:space="preserve">You'll see "Google hasn't verified this app." That's expected — it's your own script, not a third-party one. Click "Advanced," then "Go to Independent English Learning Setup v2 (unsafe)" — yes, click it. The "unsafe" warning is generic.</w:t>
+        <w:t xml:space="preserve">You'll see "Google hasn't verified this app." That's expected, it's your own script, not a third-party one. Click "Advanced," then "Go to Independent English Learning Setup v2 (unsafe)", yes, click it. The "unsafe" warning is generic.</w:t>
       </w:r>
     </w:p>
     <w:p>
@@ -1377,7 +1377,7 @@
           <w:sz w:val="22"/>
           <w:szCs w:val="22"/>
         </w:rPr>
-        <w:t xml:space="preserve">The script now runs. Watch the bottom panel — it logs progress as it goes:</w:t>
+        <w:t xml:space="preserve">The script now runs. Watch the bottom panel, it logs progress as it goes:</w:t>
       </w:r>
     </w:p>
     <w:p>
@@ -1456,21 +1456,21 @@
                 <w:sz w:val="19"/>
                 <w:szCs w:val="19"/>
               </w:rPr>
-              <w:t xml:space="preserve">=== Independent English Learning v2 — Build Starting ===</w:t>
-            </w:r>
-          </w:p>
-          <w:p>
-            <w:pPr>
-              <w:spacing w:after="0" w:line="280"/>
-            </w:pPr>
-            <w:r>
-              <w:rPr>
-                <w:rFonts w:ascii="Courier New" w:cs="Courier New" w:eastAsia="Courier New" w:hAnsi="Courier New"/>
-                <w:color w:val="2D2D2D"/>
-                <w:sz w:val="19"/>
-                <w:szCs w:val="19"/>
-              </w:rPr>
-              <w:t xml:space="preserve">Phase 1/2 — Building 4 self-grading quizzes...</w:t>
+              <w:t xml:space="preserve">=== Independent English Learning v2, Build Starting ===</w:t>
+            </w:r>
+          </w:p>
+          <w:p>
+            <w:pPr>
+              <w:spacing w:after="0" w:line="280"/>
+            </w:pPr>
+            <w:r>
+              <w:rPr>
+                <w:rFonts w:ascii="Courier New" w:cs="Courier New" w:eastAsia="Courier New" w:hAnsi="Courier New"/>
+                <w:color w:val="2D2D2D"/>
+                <w:sz w:val="19"/>
+                <w:szCs w:val="19"/>
+              </w:rPr>
+              <w:t xml:space="preserve">Phase 1/2, Building 4 self-grading quizzes...</w:t>
             </w:r>
           </w:p>
           <w:p>
@@ -1540,7 +1540,7 @@
                 <w:sz w:val="19"/>
                 <w:szCs w:val="19"/>
               </w:rPr>
-              <w:t xml:space="preserve">Phase 2/2 — Populating Google Classroom...</w:t>
+              <w:t xml:space="preserve">Phase 2/2, Populating Google Classroom...</w:t>
             </w:r>
           </w:p>
           <w:p>
@@ -1568,21 +1568,21 @@
                 <w:sz w:val="19"/>
                 <w:szCs w:val="19"/>
               </w:rPr>
-              <w:t xml:space="preserve">  Topic created: 0 · Start Here — Welcome</w:t>
-            </w:r>
-          </w:p>
-          <w:p>
-            <w:pPr>
-              <w:spacing w:after="0" w:line="280"/>
-            </w:pPr>
-            <w:r>
-              <w:rPr>
-                <w:rFonts w:ascii="Courier New" w:cs="Courier New" w:eastAsia="Courier New" w:hAnsi="Courier New"/>
-                <w:color w:val="2D2D2D"/>
-                <w:sz w:val="19"/>
-                <w:szCs w:val="19"/>
-              </w:rPr>
-              <w:t xml:space="preserve">  + Material: Welcome — Bienvenido(a) — Open me first</w:t>
+              <w:t xml:space="preserve">  Topic created: 0 · Start Here, Welcome</w:t>
+            </w:r>
+          </w:p>
+          <w:p>
+            <w:pPr>
+              <w:spacing w:after="0" w:line="280"/>
+            </w:pPr>
+            <w:r>
+              <w:rPr>
+                <w:rFonts w:ascii="Courier New" w:cs="Courier New" w:eastAsia="Courier New" w:hAnsi="Courier New"/>
+                <w:color w:val="2D2D2D"/>
+                <w:sz w:val="19"/>
+                <w:szCs w:val="19"/>
+              </w:rPr>
+              <w:t xml:space="preserve">  + Material: Welcome, Bienvenido(a), Open me first</w:t>
             </w:r>
           </w:p>
           <w:p>
@@ -1638,7 +1638,7 @@
                 <w:sz w:val="19"/>
                 <w:szCs w:val="19"/>
               </w:rPr>
-              <w:t xml:space="preserve">  Topic created: 1 · Module 1 — Set Your Goal</w:t>
+              <w:t xml:space="preserve">  Topic created: 1 · Module 1, Set Your Goal</w:t>
             </w:r>
           </w:p>
           <w:p>
@@ -1717,7 +1717,7 @@
           <w:sz w:val="36"/>
           <w:szCs w:val="36"/>
         </w:rPr>
-        <w:t xml:space="preserve">Step 5 — Verify</w:t>
+        <w:t xml:space="preserve">Step 5, Verify</w:t>
       </w:r>
     </w:p>
     <w:p>
@@ -1810,49 +1810,49 @@
                 <w:sz w:val="19"/>
                 <w:szCs w:val="19"/>
               </w:rPr>
-              <w:t xml:space="preserve">0 · Start Here — Welcome</w:t>
-            </w:r>
-          </w:p>
-          <w:p>
-            <w:pPr>
-              <w:spacing w:after="0" w:line="280"/>
-            </w:pPr>
-            <w:r>
-              <w:rPr>
-                <w:rFonts w:ascii="Courier New" w:cs="Courier New" w:eastAsia="Courier New" w:hAnsi="Courier New"/>
-                <w:color w:val="2D2D2D"/>
-                <w:sz w:val="19"/>
-                <w:szCs w:val="19"/>
-              </w:rPr>
-              <w:t xml:space="preserve">1 · Module 1 — Set Your Goal</w:t>
-            </w:r>
-          </w:p>
-          <w:p>
-            <w:pPr>
-              <w:spacing w:after="0" w:line="280"/>
-            </w:pPr>
-            <w:r>
-              <w:rPr>
-                <w:rFonts w:ascii="Courier New" w:cs="Courier New" w:eastAsia="Courier New" w:hAnsi="Courier New"/>
-                <w:color w:val="2D2D2D"/>
-                <w:sz w:val="19"/>
-                <w:szCs w:val="19"/>
-              </w:rPr>
-              <w:t xml:space="preserve">2 · Module 2 — Learn &amp; Remember</w:t>
-            </w:r>
-          </w:p>
-          <w:p>
-            <w:pPr>
-              <w:spacing w:after="0" w:line="280"/>
-            </w:pPr>
-            <w:r>
-              <w:rPr>
-                <w:rFonts w:ascii="Courier New" w:cs="Courier New" w:eastAsia="Courier New" w:hAnsi="Courier New"/>
-                <w:color w:val="2D2D2D"/>
-                <w:sz w:val="19"/>
-                <w:szCs w:val="19"/>
-              </w:rPr>
-              <w:t xml:space="preserve">3 · Module 3 — Use English in Real Life</w:t>
+              <w:t xml:space="preserve">0 · Start Here, Welcome</w:t>
+            </w:r>
+          </w:p>
+          <w:p>
+            <w:pPr>
+              <w:spacing w:after="0" w:line="280"/>
+            </w:pPr>
+            <w:r>
+              <w:rPr>
+                <w:rFonts w:ascii="Courier New" w:cs="Courier New" w:eastAsia="Courier New" w:hAnsi="Courier New"/>
+                <w:color w:val="2D2D2D"/>
+                <w:sz w:val="19"/>
+                <w:szCs w:val="19"/>
+              </w:rPr>
+              <w:t xml:space="preserve">1 · Module 1, Set Your Goal</w:t>
+            </w:r>
+          </w:p>
+          <w:p>
+            <w:pPr>
+              <w:spacing w:after="0" w:line="280"/>
+            </w:pPr>
+            <w:r>
+              <w:rPr>
+                <w:rFonts w:ascii="Courier New" w:cs="Courier New" w:eastAsia="Courier New" w:hAnsi="Courier New"/>
+                <w:color w:val="2D2D2D"/>
+                <w:sz w:val="19"/>
+                <w:szCs w:val="19"/>
+              </w:rPr>
+              <w:t xml:space="preserve">2 · Module 2, Learn &amp; Remember</w:t>
+            </w:r>
+          </w:p>
+          <w:p>
+            <w:pPr>
+              <w:spacing w:after="0" w:line="280"/>
+            </w:pPr>
+            <w:r>
+              <w:rPr>
+                <w:rFonts w:ascii="Courier New" w:cs="Courier New" w:eastAsia="Courier New" w:hAnsi="Courier New"/>
+                <w:color w:val="2D2D2D"/>
+                <w:sz w:val="19"/>
+                <w:szCs w:val="19"/>
+              </w:rPr>
+              <w:t xml:space="preserve">3 · Module 3, Use English in Real Life</w:t>
             </w:r>
           </w:p>
           <w:p>
@@ -1977,7 +1977,7 @@
           <w:sz w:val="22"/>
           <w:szCs w:val="22"/>
         </w:rPr>
-        <w:t xml:space="preserve">The Module 3 topic also has the "FINAL — 90-Day Self-Coaching Recap" assignment.</w:t>
+        <w:t xml:space="preserve">The Module 3 topic also has the "FINAL, 90-Day Self-Coaching Recap" assignment.</w:t>
       </w:r>
     </w:p>
     <w:p>
@@ -2349,7 +2349,7 @@
           <w:sz w:val="22"/>
           <w:szCs w:val="22"/>
         </w:rPr>
-        <w:t xml:space="preserve">Save closes automatically — no separate save button.</w:t>
+        <w:t xml:space="preserve">Save closes automatically, no separate save button.</w:t>
       </w:r>
     </w:p>
     <w:p>
@@ -2469,21 +2469,21 @@
           <w:sz w:val="22"/>
           <w:szCs w:val="22"/>
         </w:rPr>
-        <w:t xml:space="preserve">"WARNING: file not found in Drive — XYZ.docx."</w:t>
-      </w:r>
-    </w:p>
-    <w:p>
-      <w:pPr>
-        <w:spacing w:after="100" w:line="320"/>
-      </w:pPr>
-      <w:r>
-        <w:rPr>
-          <w:rFonts w:ascii="Calibri" w:cs="Calibri" w:eastAsia="Calibri" w:hAnsi="Calibri"/>
-          <w:color w:val="2D2D2D"/>
-          <w:sz w:val="22"/>
-          <w:szCs w:val="22"/>
-        </w:rPr>
-        <w:t xml:space="preserve">The script can't find that file by name. The script will skip it and continue — that file just won't be attached. Two fixes:</w:t>
+        <w:t xml:space="preserve">"WARNING: file not found in Drive, XYZ.docx."</w:t>
+      </w:r>
+    </w:p>
+    <w:p>
+      <w:pPr>
+        <w:spacing w:after="100" w:line="320"/>
+      </w:pPr>
+      <w:r>
+        <w:rPr>
+          <w:rFonts w:ascii="Calibri" w:cs="Calibri" w:eastAsia="Calibri" w:hAnsi="Calibri"/>
+          <w:color w:val="2D2D2D"/>
+          <w:sz w:val="22"/>
+          <w:szCs w:val="22"/>
+        </w:rPr>
+        <w:t xml:space="preserve">The script can't find that file by name. The script will skip it and continue, that file just won't be attached. Two fixes:</w:t>
       </w:r>
     </w:p>
     <w:p>
@@ -2523,7 +2523,7 @@
           <w:sz w:val="22"/>
           <w:szCs w:val="22"/>
         </w:rPr>
-        <w:t xml:space="preserve">Drag the missing file into your Drive (any folder), then re-run the script — it skips items that already exist, so it only adds the missing attachment.</w:t>
+        <w:t xml:space="preserve">Drag the missing file into your Drive (any folder), then re-run the script, it skips items that already exist, so it only adds the missing attachment.</w:t>
       </w:r>
     </w:p>
     <w:p>
@@ -2635,7 +2635,7 @@
           <w:sz w:val="22"/>
           <w:szCs w:val="22"/>
         </w:rPr>
-        <w:t xml:space="preserve">That means the script already ran successfully once. The skip is intentional — it prevents duplicates if you re-run. To start fresh, manually delete the items in Classroom first.</w:t>
+        <w:t xml:space="preserve">That means the script already ran successfully once. The skip is intentional, it prevents duplicates if you re-run. To start fresh, manually delete the items in Classroom first.</w:t>
       </w:r>
     </w:p>
     <w:p>
@@ -2678,7 +2678,7 @@
           <w:sz w:val="22"/>
           <w:szCs w:val="22"/>
         </w:rPr>
-        <w:t xml:space="preserve">In Classroom, go to Classwork tab. Click the three-dot menu next to any topic. Delete. Repeat for any old topics from previous script versions. Items inside an empty topic don't disappear — drag them to a different topic first or delete them too.</w:t>
+        <w:t xml:space="preserve">In Classroom, go to Classwork tab. Click the three-dot menu next to any topic. Delete. Repeat for any old topics from previous script versions. Items inside an empty topic don't disappear, drag them to a different topic first or delete them too.</w:t>
       </w:r>
     </w:p>
     <w:p>
@@ -2698,7 +2698,7 @@
           <w:sz w:val="36"/>
           <w:szCs w:val="36"/>
         </w:rPr>
-        <w:t xml:space="preserve">En español — guía rápida</w:t>
+        <w:t xml:space="preserve">En español, guía rápida</w:t>
       </w:r>
     </w:p>
     <w:p>
@@ -2856,7 +2856,7 @@
           <w:sz w:val="22"/>
           <w:szCs w:val="22"/>
         </w:rPr>
-        <w:t xml:space="preserve">Espera 60–90 segundos. Cuando el log muestre "DONE," abre Google Classroom — todo está construido.</w:t>
+        <w:t xml:space="preserve">Espera 60–90 segundos. Cuando el log muestre "DONE," abre Google Classroom, todo está construido.</w:t>
       </w:r>
     </w:p>
     <w:p>
@@ -3084,7 +3084,7 @@
           <w:sz w:val="22"/>
           <w:szCs w:val="22"/>
         </w:rPr>
-        <w:t xml:space="preserve">If anything is unclear in this guide, the script itself is heavily commented — every section has a header explaining what it does.</w:t>
+        <w:t xml:space="preserve">If anything is unclear in this guide, the script itself is heavily commented, every section has a header explaining what it does.</w:t>
       </w:r>
     </w:p>
     <w:p>
